--- a/Integrador nivel 2.docx
+++ b/Integrador nivel 2.docx
@@ -819,15 +819,7 @@
         <w:t>Tipos de Datos (Semana 1):</w:t>
       </w:r>
       <w:r>
-        <w:t xml:space="preserve"> Comparación estricta de </w:t>
-      </w:r>
-      <w:proofErr w:type="spellStart"/>
-      <w:r>
-        <w:t>String</w:t>
-      </w:r>
-      <w:proofErr w:type="spellEnd"/>
-      <w:r>
-        <w:t>.</w:t>
+        <w:t xml:space="preserve"> Comparación estricta de String.</w:t>
       </w:r>
     </w:p>
     <w:p>

--- a/Integrador nivel 2.docx
+++ b/Integrador nivel 2.docx
@@ -1608,7 +1608,7 @@
         <w:t>Una página por estudiante</w:t>
       </w:r>
       <w:r>
-        <w:t>, es decir, en un proyecto nuevo, crear una pagina inicial y que de ahí lleve al contenido que cada uno creo.</w:t>
+        <w:t>, es decir, crear una pagina inicial y que de ahí lleve al contenido que cada uno creo.</w:t>
       </w:r>
     </w:p>
     <w:p>
@@ -1917,15 +1917,7 @@
         <w:t>exitosa</w:t>
       </w:r>
       <w:r>
-        <w:t xml:space="preserve"> (try), se </w:t>
-      </w:r>
-      <w:proofErr w:type="gramStart"/>
-      <w:r>
-        <w:t>debe proceder a mostrar</w:t>
-      </w:r>
-      <w:proofErr w:type="gramEnd"/>
-      <w:r>
-        <w:t xml:space="preserve"> los datos.</w:t>
+        <w:t xml:space="preserve"> (try), se debe proceder a mostrar los datos.</w:t>
       </w:r>
     </w:p>
     <w:p>

--- a/Integrador nivel 2.docx
+++ b/Integrador nivel 2.docx
@@ -64,7 +64,6 @@
           <w:szCs w:val="24"/>
         </w:rPr>
       </w:pPr>
-      <w:proofErr w:type="gramStart"/>
       <w:r>
         <w:rPr>
           <w:sz w:val="24"/>
@@ -72,7 +71,6 @@
         </w:rPr>
         <w:t>Control estudiantes</w:t>
       </w:r>
-      <w:proofErr w:type="gramEnd"/>
     </w:p>
     <w:p>
       <w:pPr>
@@ -158,15 +156,7 @@
         <w:t xml:space="preserve">Este submódulo se enfocará en el uso </w:t>
       </w:r>
       <w:r>
-        <w:t xml:space="preserve">de JavaScript para el diseño de </w:t>
-      </w:r>
-      <w:proofErr w:type="spellStart"/>
-      <w:r>
-        <w:t>paginas</w:t>
-      </w:r>
-      <w:proofErr w:type="spellEnd"/>
-      <w:r>
-        <w:t xml:space="preserve"> web y la manipulación del documento</w:t>
+        <w:t>de JavaScript para el diseño de paginas web y la manipulación del documento</w:t>
       </w:r>
     </w:p>
     <w:p>
@@ -238,23 +228,7 @@
           <w:b/>
           <w:bCs/>
         </w:rPr>
-        <w:t>Deberás crear un único archivo .</w:t>
-      </w:r>
-      <w:proofErr w:type="spellStart"/>
-      <w:r>
-        <w:rPr>
-          <w:b/>
-          <w:bCs/>
-        </w:rPr>
-        <w:t>js</w:t>
-      </w:r>
-      <w:proofErr w:type="spellEnd"/>
-      <w:r>
-        <w:rPr>
-          <w:b/>
-          <w:bCs/>
-        </w:rPr>
-        <w:t xml:space="preserve"> que, al ser ejecutado en la consola del navegador, simule un proceso de inicio de sesión.</w:t>
+        <w:t>Deberás crear un único archivo .js que, al ser ejecutado en la consola del navegador, simule un proceso de inicio de sesión.</w:t>
       </w:r>
     </w:p>
     <w:p>
@@ -301,39 +275,7 @@
         <w:spacing w:after="0" w:line="240" w:lineRule="auto"/>
       </w:pPr>
       <w:r>
-        <w:t>Debes "quemar" (</w:t>
-      </w:r>
-      <w:proofErr w:type="spellStart"/>
-      <w:r>
-        <w:t>hardcodear</w:t>
-      </w:r>
-      <w:proofErr w:type="spellEnd"/>
-      <w:r>
-        <w:t xml:space="preserve">) un usuario y una contraseña correctos dentro de tu código usando </w:t>
-      </w:r>
-      <w:proofErr w:type="spellStart"/>
-      <w:r>
-        <w:t>const.</w:t>
-      </w:r>
-      <w:proofErr w:type="spellEnd"/>
-      <w:r>
-        <w:t xml:space="preserve"> (Ej. </w:t>
-      </w:r>
-      <w:proofErr w:type="spellStart"/>
-      <w:r>
-        <w:t>const</w:t>
-      </w:r>
-      <w:proofErr w:type="spellEnd"/>
-      <w:r>
-        <w:t xml:space="preserve"> USUARIO_CORRECTO = "</w:t>
-      </w:r>
-      <w:proofErr w:type="spellStart"/>
-      <w:r>
-        <w:t>admin</w:t>
-      </w:r>
-      <w:proofErr w:type="spellEnd"/>
-      <w:r>
-        <w:t>";)</w:t>
+        <w:t>Debes "quemar" (hardcodear) un usuario y una contraseña correctos dentro de tu código usando const. (Ej. const USUARIO_CORRECTO = "admin";)</w:t>
       </w:r>
     </w:p>
     <w:p>
@@ -365,20 +307,7 @@
         <w:spacing w:after="0" w:line="240" w:lineRule="auto"/>
       </w:pPr>
       <w:r>
-        <w:t xml:space="preserve">Debes usar la función </w:t>
-      </w:r>
-      <w:proofErr w:type="spellStart"/>
-      <w:proofErr w:type="gramStart"/>
-      <w:r>
-        <w:t>prompt</w:t>
-      </w:r>
-      <w:proofErr w:type="spellEnd"/>
-      <w:r>
-        <w:t>(</w:t>
-      </w:r>
-      <w:proofErr w:type="gramEnd"/>
-      <w:r>
-        <w:t>) para pedirle al usuario su "usuario".</w:t>
+        <w:t>Debes usar la función prompt() para pedirle al usuario su "usuario".</w:t>
       </w:r>
     </w:p>
     <w:p>
@@ -390,20 +319,7 @@
         <w:spacing w:after="0" w:line="240" w:lineRule="auto"/>
       </w:pPr>
       <w:r>
-        <w:t xml:space="preserve">Debes usar la función </w:t>
-      </w:r>
-      <w:proofErr w:type="spellStart"/>
-      <w:proofErr w:type="gramStart"/>
-      <w:r>
-        <w:t>prompt</w:t>
-      </w:r>
-      <w:proofErr w:type="spellEnd"/>
-      <w:r>
-        <w:t>(</w:t>
-      </w:r>
-      <w:proofErr w:type="gramEnd"/>
-      <w:r>
-        <w:t>) para pedirle al usuario su "contraseña".</w:t>
+        <w:t>Debes usar la función prompt() para pedirle al usuario su "contraseña".</w:t>
       </w:r>
     </w:p>
     <w:p>
@@ -447,31 +363,7 @@
         <w:spacing w:after="0" w:line="240" w:lineRule="auto"/>
       </w:pPr>
       <w:r>
-        <w:t>Debes usar un ciclo (</w:t>
-      </w:r>
-      <w:proofErr w:type="spellStart"/>
-      <w:r>
-        <w:t>while</w:t>
-      </w:r>
-      <w:proofErr w:type="spellEnd"/>
-      <w:r>
-        <w:t xml:space="preserve"> o </w:t>
-      </w:r>
-      <w:proofErr w:type="spellStart"/>
-      <w:r>
-        <w:t>for</w:t>
-      </w:r>
-      <w:proofErr w:type="spellEnd"/>
-      <w:r>
-        <w:t xml:space="preserve">) para controlar el número de intentos. (Se recomienda </w:t>
-      </w:r>
-      <w:proofErr w:type="spellStart"/>
-      <w:r>
-        <w:t>while</w:t>
-      </w:r>
-      <w:proofErr w:type="spellEnd"/>
-      <w:r>
-        <w:t>).</w:t>
+        <w:t>Debes usar un ciclo (while o for) para controlar el número de intentos. (Se recomienda while).</w:t>
       </w:r>
     </w:p>
     <w:p>
@@ -503,23 +395,7 @@
         <w:spacing w:after="0" w:line="240" w:lineRule="auto"/>
       </w:pPr>
       <w:r>
-        <w:t xml:space="preserve">Si el usuario y la contraseña son correctos: El ciclo debe terminar. Debes mostrar un mensaje de bienvenida en la consola (ej. </w:t>
-      </w:r>
-      <w:proofErr w:type="gramStart"/>
-      <w:r>
-        <w:t>console.log(</w:t>
-      </w:r>
-      <w:proofErr w:type="gramEnd"/>
-      <w:r>
-        <w:t>"¡Bienvenido al sistema!</w:t>
-      </w:r>
-      <w:proofErr w:type="gramStart"/>
-      <w:r>
-        <w:t>");)</w:t>
-      </w:r>
-      <w:proofErr w:type="gramEnd"/>
-      <w:r>
-        <w:t>.</w:t>
+        <w:t>Si el usuario y la contraseña son correctos: El ciclo debe terminar. Debes mostrar un mensaje de bienvenida en la consola (ej. console.log("¡Bienvenido al sistema!");).</w:t>
       </w:r>
     </w:p>
     <w:p>
@@ -531,23 +407,7 @@
         <w:spacing w:after="0" w:line="240" w:lineRule="auto"/>
       </w:pPr>
       <w:r>
-        <w:t xml:space="preserve">Si las credenciales son incorrectas (pero quedan intentos): Debes informar al usuario (ej. </w:t>
-      </w:r>
-      <w:proofErr w:type="gramStart"/>
-      <w:r>
-        <w:t>console.log(</w:t>
-      </w:r>
-      <w:proofErr w:type="gramEnd"/>
-      <w:r>
-        <w:t>"Datos incorrectos. Intento 2 de 3.</w:t>
-      </w:r>
-      <w:proofErr w:type="gramStart"/>
-      <w:r>
-        <w:t>");)</w:t>
-      </w:r>
-      <w:proofErr w:type="gramEnd"/>
-      <w:r>
-        <w:t xml:space="preserve"> y el ciclo debe volver a pedir los datos.</w:t>
+        <w:t>Si las credenciales son incorrectas (pero quedan intentos): Debes informar al usuario (ej. console.log("Datos incorrectos. Intento 2 de 3.");) y el ciclo debe volver a pedir los datos.</w:t>
       </w:r>
     </w:p>
     <w:p>
@@ -560,23 +420,7 @@
       </w:pPr>
       <w:r>
         <w:lastRenderedPageBreak/>
-        <w:t xml:space="preserve">Si se agotan los 3 intentos: El ciclo debe terminar. Debes mostrar un mensaje de bloqueo (ej. </w:t>
-      </w:r>
-      <w:proofErr w:type="gramStart"/>
-      <w:r>
-        <w:t>console.log(</w:t>
-      </w:r>
-      <w:proofErr w:type="gramEnd"/>
-      <w:r>
-        <w:t>"Usuario bloqueado. Ha superado el número de intentos.</w:t>
-      </w:r>
-      <w:proofErr w:type="gramStart"/>
-      <w:r>
-        <w:t>");)</w:t>
-      </w:r>
-      <w:proofErr w:type="gramEnd"/>
-      <w:r>
-        <w:t>.</w:t>
+        <w:t>Si se agotan los 3 intentos: El ciclo debe terminar. Debes mostrar un mensaje de bloqueo (ej. console.log("Usuario bloqueado. Ha superado el número de intentos.");).</w:t>
       </w:r>
     </w:p>
     <w:p>
@@ -608,44 +452,7 @@
         <w:spacing w:after="0" w:line="240" w:lineRule="auto"/>
       </w:pPr>
       <w:r>
-        <w:t xml:space="preserve">Toda la lógica anterior (variables, ciclo, condicionales) debe estar contenida dentro de una función (ej. </w:t>
-      </w:r>
-      <w:proofErr w:type="spellStart"/>
-      <w:r>
-        <w:t>function</w:t>
-      </w:r>
-      <w:proofErr w:type="spellEnd"/>
-      <w:r>
-        <w:t xml:space="preserve"> </w:t>
-      </w:r>
-      <w:proofErr w:type="spellStart"/>
-      <w:proofErr w:type="gramStart"/>
-      <w:r>
-        <w:t>validarAcceso</w:t>
-      </w:r>
-      <w:proofErr w:type="spellEnd"/>
-      <w:r>
-        <w:t>(</w:t>
-      </w:r>
-      <w:proofErr w:type="gramEnd"/>
-      <w:r>
-        <w:t xml:space="preserve">) o </w:t>
-      </w:r>
-      <w:proofErr w:type="spellStart"/>
-      <w:r>
-        <w:t>const</w:t>
-      </w:r>
-      <w:proofErr w:type="spellEnd"/>
-      <w:r>
-        <w:t xml:space="preserve"> </w:t>
-      </w:r>
-      <w:proofErr w:type="spellStart"/>
-      <w:r>
-        <w:t>validarAcceso</w:t>
-      </w:r>
-      <w:proofErr w:type="spellEnd"/>
-      <w:r>
-        <w:t xml:space="preserve"> = () =&gt; {}).</w:t>
+        <w:t>Toda la lógica anterior (variables, ciclo, condicionales) debe estar contenida dentro de una función (ej. function validarAcceso() o const validarAcceso = () =&gt; {}).</w:t>
       </w:r>
     </w:p>
     <w:p>
@@ -791,23 +598,7 @@
         <w:t>Variables (Semana 1):</w:t>
       </w:r>
       <w:r>
-        <w:t xml:space="preserve"> Uso de </w:t>
-      </w:r>
-      <w:proofErr w:type="spellStart"/>
-      <w:r>
-        <w:t>const</w:t>
-      </w:r>
-      <w:proofErr w:type="spellEnd"/>
-      <w:r>
-        <w:t xml:space="preserve"> para credenciales fijas y </w:t>
-      </w:r>
-      <w:proofErr w:type="spellStart"/>
-      <w:r>
-        <w:t>let</w:t>
-      </w:r>
-      <w:proofErr w:type="spellEnd"/>
-      <w:r>
-        <w:t xml:space="preserve"> para contadores o estados cambiantes.</w:t>
+        <w:t xml:space="preserve"> Uso de const para credenciales fijas y let para contadores o estados cambiantes.</w:t>
       </w:r>
     </w:p>
     <w:p>
@@ -843,39 +634,7 @@
         <w:t>Condicionales (Semana 2):</w:t>
       </w:r>
       <w:r>
-        <w:t xml:space="preserve"> Uso de </w:t>
-      </w:r>
-      <w:proofErr w:type="spellStart"/>
-      <w:r>
-        <w:t>if</w:t>
-      </w:r>
-      <w:proofErr w:type="spellEnd"/>
-      <w:r>
-        <w:t xml:space="preserve">, </w:t>
-      </w:r>
-      <w:proofErr w:type="spellStart"/>
-      <w:r>
-        <w:t>else</w:t>
-      </w:r>
-      <w:proofErr w:type="spellEnd"/>
-      <w:r>
-        <w:t xml:space="preserve"> </w:t>
-      </w:r>
-      <w:proofErr w:type="spellStart"/>
-      <w:r>
-        <w:t>if</w:t>
-      </w:r>
-      <w:proofErr w:type="spellEnd"/>
-      <w:r>
-        <w:t xml:space="preserve"> y </w:t>
-      </w:r>
-      <w:proofErr w:type="spellStart"/>
-      <w:r>
-        <w:t>else</w:t>
-      </w:r>
-      <w:proofErr w:type="spellEnd"/>
-      <w:r>
-        <w:t xml:space="preserve"> para manejar los 3 escenarios (éxito, fallo, bloqueo).</w:t>
+        <w:t xml:space="preserve"> Uso de if, else if y else para manejar los 3 escenarios (éxito, fallo, bloqueo).</w:t>
       </w:r>
     </w:p>
     <w:p>
@@ -887,23 +646,7 @@
         <w:t>Ciclos (Semana 3):</w:t>
       </w:r>
       <w:r>
-        <w:t xml:space="preserve"> Uso de un </w:t>
-      </w:r>
-      <w:proofErr w:type="spellStart"/>
-      <w:r>
-        <w:t>while</w:t>
-      </w:r>
-      <w:proofErr w:type="spellEnd"/>
-      <w:r>
-        <w:t xml:space="preserve"> o </w:t>
-      </w:r>
-      <w:proofErr w:type="spellStart"/>
-      <w:r>
-        <w:t>for</w:t>
-      </w:r>
-      <w:proofErr w:type="spellEnd"/>
-      <w:r>
-        <w:t xml:space="preserve"> para gestionar los 3 intentos.</w:t>
+        <w:t xml:space="preserve"> Uso de un while o for para gestionar los 3 intentos.</w:t>
       </w:r>
     </w:p>
     <w:p>
@@ -915,20 +658,7 @@
         <w:t>Funciones (Semana 4 y 5):</w:t>
       </w:r>
       <w:r>
-        <w:t xml:space="preserve"> Encapsular toda la lógica en una función (ej. </w:t>
-      </w:r>
-      <w:proofErr w:type="spellStart"/>
-      <w:proofErr w:type="gramStart"/>
-      <w:r>
-        <w:t>iniciarProcesoDeLogin</w:t>
-      </w:r>
-      <w:proofErr w:type="spellEnd"/>
-      <w:r>
-        <w:t>(</w:t>
-      </w:r>
-      <w:proofErr w:type="gramEnd"/>
-      <w:r>
-        <w:t>)) para que el código sea reutilizable y ordenado</w:t>
+        <w:t xml:space="preserve"> Encapsular toda la lógica en una función (ej. iniciarProcesoDeLogin()) para que el código sea reutilizable y ordenado</w:t>
       </w:r>
     </w:p>
     <w:p/>
@@ -990,17 +720,8 @@
           <w:b/>
           <w:bCs/>
         </w:rPr>
-        <w:t xml:space="preserve">.Archivos </w:t>
-      </w:r>
-      <w:proofErr w:type="spellStart"/>
-      <w:r>
-        <w:rPr>
-          <w:b/>
-          <w:bCs/>
-        </w:rPr>
-        <w:t>html</w:t>
-      </w:r>
-      <w:proofErr w:type="spellEnd"/>
+        <w:t>.Archivos html</w:t>
+      </w:r>
       <w:r>
         <w:t xml:space="preserve">, </w:t>
       </w:r>
@@ -1028,23 +749,7 @@
           <w:b/>
           <w:bCs/>
         </w:rPr>
-        <w:t>Campos de entrada (&lt;input&gt;, &lt;</w:t>
-      </w:r>
-      <w:proofErr w:type="spellStart"/>
-      <w:r>
-        <w:rPr>
-          <w:b/>
-          <w:bCs/>
-        </w:rPr>
-        <w:t>select</w:t>
-      </w:r>
-      <w:proofErr w:type="spellEnd"/>
-      <w:r>
-        <w:rPr>
-          <w:b/>
-          <w:bCs/>
-        </w:rPr>
-        <w:t>&gt;, etc.)</w:t>
+        <w:t>Campos de entrada (&lt;input&gt;, &lt;select&gt;, etc.)</w:t>
       </w:r>
       <w:r>
         <w:t xml:space="preserve"> para que el usuario pueda ingresar los datos que tu lógica necesita (por ejemplo, un nombre, un número, una descripción).</w:t>
@@ -1065,23 +770,7 @@
           <w:bCs/>
         </w:rPr>
         <w:lastRenderedPageBreak/>
-        <w:t>Un botón (&lt;</w:t>
-      </w:r>
-      <w:proofErr w:type="spellStart"/>
-      <w:r>
-        <w:rPr>
-          <w:b/>
-          <w:bCs/>
-        </w:rPr>
-        <w:t>button</w:t>
-      </w:r>
-      <w:proofErr w:type="spellEnd"/>
-      <w:r>
-        <w:rPr>
-          <w:b/>
-          <w:bCs/>
-        </w:rPr>
-        <w:t>&gt;)</w:t>
+        <w:t>Un botón (&lt;button&gt;)</w:t>
       </w:r>
       <w:r>
         <w:t xml:space="preserve"> que el usuario presionará para ejecutar la acción principal de la aplicación.</w:t>
@@ -1101,55 +790,7 @@
           <w:b/>
           <w:bCs/>
         </w:rPr>
-        <w:t>Un área designada para los resultados (&lt;</w:t>
-      </w:r>
-      <w:proofErr w:type="spellStart"/>
-      <w:r>
-        <w:rPr>
-          <w:b/>
-          <w:bCs/>
-        </w:rPr>
-        <w:t>div</w:t>
-      </w:r>
-      <w:proofErr w:type="spellEnd"/>
-      <w:r>
-        <w:rPr>
-          <w:b/>
-          <w:bCs/>
-        </w:rPr>
-        <w:t>&gt;, &lt;</w:t>
-      </w:r>
-      <w:proofErr w:type="spellStart"/>
-      <w:r>
-        <w:rPr>
-          <w:b/>
-          <w:bCs/>
-        </w:rPr>
-        <w:t>ul</w:t>
-      </w:r>
-      <w:proofErr w:type="spellEnd"/>
-      <w:r>
-        <w:rPr>
-          <w:b/>
-          <w:bCs/>
-        </w:rPr>
-        <w:t>&gt;, &lt;</w:t>
-      </w:r>
-      <w:proofErr w:type="spellStart"/>
-      <w:r>
-        <w:rPr>
-          <w:b/>
-          <w:bCs/>
-        </w:rPr>
-        <w:t>span</w:t>
-      </w:r>
-      <w:proofErr w:type="spellEnd"/>
-      <w:r>
-        <w:rPr>
-          <w:b/>
-          <w:bCs/>
-        </w:rPr>
-        <w:t>&gt;, etc.)</w:t>
+        <w:t>Un área designada para los resultados (&lt;div&gt;, &lt;ul&gt;, &lt;span&gt;, etc.)</w:t>
       </w:r>
       <w:r>
         <w:t xml:space="preserve">, la cual debe tener un </w:t>
@@ -1198,23 +839,7 @@
         <w:jc w:val="both"/>
       </w:pPr>
       <w:r>
-        <w:t>En tu archivo JavaScript, utiliza selectores del DOM (</w:t>
-      </w:r>
-      <w:proofErr w:type="spellStart"/>
-      <w:r>
-        <w:t>getElementById</w:t>
-      </w:r>
-      <w:proofErr w:type="spellEnd"/>
-      <w:r>
-        <w:t xml:space="preserve"> o </w:t>
-      </w:r>
-      <w:proofErr w:type="spellStart"/>
-      <w:r>
-        <w:t>querySelector</w:t>
-      </w:r>
-      <w:proofErr w:type="spellEnd"/>
-      <w:r>
-        <w:t>) para obtener una referencia al botón, los campos de entrada y el área de resultados.</w:t>
+        <w:t>En tu archivo JavaScript, utiliza selectores del DOM (getElementById o querySelector) para obtener una referencia al botón, los campos de entrada y el área de resultados.</w:t>
       </w:r>
     </w:p>
     <w:p>
@@ -1227,15 +852,7 @@
         <w:jc w:val="both"/>
       </w:pPr>
       <w:r>
-        <w:t>Añade un manejador de eventos (</w:t>
-      </w:r>
-      <w:proofErr w:type="spellStart"/>
-      <w:r>
-        <w:t>addEventListener</w:t>
-      </w:r>
-      <w:proofErr w:type="spellEnd"/>
-      <w:r>
-        <w:t>) al botón para que, cuando el usuario haga clic, se ejecute una función específica.</w:t>
+        <w:t>Añade un manejador de eventos (addEventListener) al botón para que, cuando el usuario haga clic, se ejecute una función específica.</w:t>
       </w:r>
     </w:p>
     <w:p>
@@ -1261,15 +878,7 @@
         <w:jc w:val="both"/>
       </w:pPr>
       <w:r>
-        <w:t xml:space="preserve">Dentro de la función del </w:t>
-      </w:r>
-      <w:proofErr w:type="spellStart"/>
-      <w:r>
-        <w:t>addEventListener</w:t>
-      </w:r>
-      <w:proofErr w:type="spellEnd"/>
-      <w:r>
-        <w:t>, debes:</w:t>
+        <w:t>Dentro de la función del addEventListener, debes:</w:t>
       </w:r>
     </w:p>
     <w:p>
@@ -1282,15 +891,7 @@
         <w:jc w:val="both"/>
       </w:pPr>
       <w:r>
-        <w:t>Leer los valores (.</w:t>
-      </w:r>
-      <w:proofErr w:type="spellStart"/>
-      <w:r>
-        <w:t>value</w:t>
-      </w:r>
-      <w:proofErr w:type="spellEnd"/>
-      <w:r>
-        <w:t>) que el usuario ha escrito en los campos de entrada.</w:t>
+        <w:t>Leer los valores (.value) que el usuario ha escrito en los campos de entrada.</w:t>
       </w:r>
     </w:p>
     <w:p>
@@ -1379,33 +980,7 @@
         <w:t>Modificar contenido existente:</w:t>
       </w:r>
       <w:r>
-        <w:t xml:space="preserve"> Actualiza el texto o HTML interno del área de resultados designada (</w:t>
-      </w:r>
-      <w:proofErr w:type="gramStart"/>
-      <w:r>
-        <w:t>usando .</w:t>
-      </w:r>
-      <w:proofErr w:type="spellStart"/>
-      <w:r>
-        <w:t>textContent</w:t>
-      </w:r>
-      <w:proofErr w:type="spellEnd"/>
-      <w:proofErr w:type="gramEnd"/>
-      <w:r>
-        <w:t xml:space="preserve"> </w:t>
-      </w:r>
-      <w:proofErr w:type="gramStart"/>
-      <w:r>
-        <w:t>o .</w:t>
-      </w:r>
-      <w:proofErr w:type="spellStart"/>
-      <w:r>
-        <w:t>innerHTML</w:t>
-      </w:r>
-      <w:proofErr w:type="spellEnd"/>
-      <w:proofErr w:type="gramEnd"/>
-      <w:r>
-        <w:t>) para mostrar la información.</w:t>
+        <w:t xml:space="preserve"> Actualiza el texto o HTML interno del área de resultados designada (usando .textContent o .innerHTML) para mostrar la información.</w:t>
       </w:r>
     </w:p>
     <w:p>
@@ -1425,30 +1000,7 @@
         <w:t>Crear y añadir nuevos elementos:</w:t>
       </w:r>
       <w:r>
-        <w:t xml:space="preserve"> Si tu aplicación genera una lista de resultados (ej. una lista de tareas, productos en un carrito), debes crear nuevos elementos HTML (</w:t>
-      </w:r>
-      <w:proofErr w:type="spellStart"/>
-      <w:proofErr w:type="gramStart"/>
-      <w:r>
-        <w:t>document.createElement</w:t>
-      </w:r>
-      <w:proofErr w:type="spellEnd"/>
-      <w:proofErr w:type="gramEnd"/>
-      <w:r>
-        <w:t xml:space="preserve">) por cada resultado y añadirlos como hijos </w:t>
-      </w:r>
-      <w:proofErr w:type="gramStart"/>
-      <w:r>
-        <w:t>(.</w:t>
-      </w:r>
-      <w:proofErr w:type="spellStart"/>
-      <w:r>
-        <w:t>appendChild</w:t>
-      </w:r>
-      <w:proofErr w:type="spellEnd"/>
-      <w:proofErr w:type="gramEnd"/>
-      <w:r>
-        <w:t>) al área de resultados.</w:t>
+        <w:t xml:space="preserve"> Si tu aplicación genera una lista de resultados (ej. una lista de tareas, productos en un carrito), debes crear nuevos elementos HTML (document.createElement) por cada resultado y añadirlos como hijos (.appendChild) al área de resultados.</w:t>
       </w:r>
     </w:p>
     <w:p>
@@ -1492,23 +1044,7 @@
         <w:spacing w:after="0" w:line="240" w:lineRule="auto"/>
       </w:pPr>
       <w:r>
-        <w:t>Debes usar un ciclo (</w:t>
-      </w:r>
-      <w:proofErr w:type="spellStart"/>
-      <w:r>
-        <w:t>while</w:t>
-      </w:r>
-      <w:proofErr w:type="spellEnd"/>
-      <w:r>
-        <w:t xml:space="preserve"> o </w:t>
-      </w:r>
-      <w:proofErr w:type="spellStart"/>
-      <w:r>
-        <w:t>for</w:t>
-      </w:r>
-      <w:proofErr w:type="spellEnd"/>
-      <w:r>
-        <w:t>) para controlar el número de intentos.</w:t>
+        <w:t>Debes usar un ciclo (while o for) para controlar el número de intentos.</w:t>
       </w:r>
     </w:p>
     <w:p>
@@ -1540,23 +1076,7 @@
         <w:spacing w:after="0" w:line="240" w:lineRule="auto"/>
       </w:pPr>
       <w:r>
-        <w:t xml:space="preserve">Si el usuario y la contraseña son correctos: El ciclo debe terminar. Debes mostrar un mensaje de bienvenida (ej. </w:t>
-      </w:r>
-      <w:proofErr w:type="gramStart"/>
-      <w:r>
-        <w:t>console.log(</w:t>
-      </w:r>
-      <w:proofErr w:type="gramEnd"/>
-      <w:r>
-        <w:t>"¡Bienvenido al sistema!</w:t>
-      </w:r>
-      <w:proofErr w:type="gramStart"/>
-      <w:r>
-        <w:t>");)</w:t>
-      </w:r>
-      <w:proofErr w:type="gramEnd"/>
-      <w:r>
-        <w:t>.</w:t>
+        <w:t>Si el usuario y la contraseña son correctos: El ciclo debe terminar. Debes mostrar un mensaje de bienvenida (ej. console.log("¡Bienvenido al sistema!");).</w:t>
       </w:r>
     </w:p>
     <w:p>
@@ -1595,11 +1115,44 @@
           <w:bCs/>
         </w:rPr>
       </w:pPr>
-      <w:r>
-        <w:rPr>
-          <w:b/>
-          <w:bCs/>
-        </w:rPr>
+    </w:p>
+    <w:p>
+      <w:pPr>
+        <w:rPr>
+          <w:b/>
+          <w:bCs/>
+        </w:rPr>
+      </w:pPr>
+    </w:p>
+    <w:p>
+      <w:pPr>
+        <w:rPr>
+          <w:b/>
+          <w:bCs/>
+        </w:rPr>
+      </w:pPr>
+    </w:p>
+    <w:p>
+      <w:pPr>
+        <w:rPr>
+          <w:b/>
+          <w:bCs/>
+        </w:rPr>
+      </w:pPr>
+    </w:p>
+    <w:p>
+      <w:pPr>
+        <w:rPr>
+          <w:b/>
+          <w:bCs/>
+        </w:rPr>
+      </w:pPr>
+      <w:r>
+        <w:rPr>
+          <w:b/>
+          <w:bCs/>
+        </w:rPr>
+        <w:lastRenderedPageBreak/>
         <w:t>Momento 3:</w:t>
       </w:r>
     </w:p>
@@ -1608,7 +1161,19 @@
         <w:t>Una página por estudiante</w:t>
       </w:r>
       <w:r>
-        <w:t>, es decir, crear una pagina inicial y que de ahí lleve al contenido que cada uno creo.</w:t>
+        <w:t xml:space="preserve">, es decir, </w:t>
+      </w:r>
+      <w:r>
+        <w:t>agregar</w:t>
+      </w:r>
+      <w:r>
+        <w:t xml:space="preserve"> una pagina inicial</w:t>
+      </w:r>
+      <w:r>
+        <w:t xml:space="preserve"> de las api, a su proyecto principal</w:t>
+      </w:r>
+      <w:r>
+        <w:t xml:space="preserve"> y que de ahí lleve al contenido que cada uno creo.</w:t>
       </w:r>
     </w:p>
     <w:p>
@@ -1632,7 +1197,6 @@
         <w:jc w:val="both"/>
       </w:pPr>
       <w:r>
-        <w:lastRenderedPageBreak/>
         <w:t xml:space="preserve">El estudiante debe elegir una </w:t>
       </w:r>
       <w:r>
@@ -1658,15 +1222,7 @@
         <w:jc w:val="both"/>
       </w:pPr>
       <w:r>
-        <w:t>El objetivo es reemplazar la lógica que usaba datos "quemados" (</w:t>
-      </w:r>
-      <w:proofErr w:type="spellStart"/>
-      <w:r>
-        <w:t>hardcoded</w:t>
-      </w:r>
-      <w:proofErr w:type="spellEnd"/>
-      <w:r>
-        <w:t>) o arreglos/objetos locales por datos reales obtenidos de Internet.</w:t>
+        <w:t>El objetivo es reemplazar la lógica que usaba datos "quemados" (hardcoded) o arreglos/objetos locales por datos reales obtenidos de Internet.</w:t>
       </w:r>
     </w:p>
     <w:p>
@@ -1681,32 +1237,7 @@
           <w:b/>
           <w:bCs/>
         </w:rPr>
-        <w:t xml:space="preserve">2. Implementación de </w:t>
-      </w:r>
-      <w:proofErr w:type="spellStart"/>
-      <w:proofErr w:type="gramStart"/>
-      <w:r>
-        <w:rPr>
-          <w:b/>
-          <w:bCs/>
-        </w:rPr>
-        <w:t>fetch</w:t>
-      </w:r>
-      <w:proofErr w:type="spellEnd"/>
-      <w:r>
-        <w:rPr>
-          <w:b/>
-          <w:bCs/>
-        </w:rPr>
-        <w:t>(</w:t>
-      </w:r>
-      <w:proofErr w:type="gramEnd"/>
-      <w:r>
-        <w:rPr>
-          <w:b/>
-          <w:bCs/>
-        </w:rPr>
-        <w:t>):</w:t>
+        <w:t>2. Implementación de fetch():</w:t>
       </w:r>
     </w:p>
     <w:p>
@@ -1718,36 +1249,7 @@
         <w:jc w:val="both"/>
       </w:pPr>
       <w:r>
-        <w:t xml:space="preserve">Crear una función asíncrona (usando </w:t>
-      </w:r>
-      <w:proofErr w:type="spellStart"/>
-      <w:r>
-        <w:t>async</w:t>
-      </w:r>
-      <w:proofErr w:type="spellEnd"/>
-      <w:r>
-        <w:t>/</w:t>
-      </w:r>
-      <w:proofErr w:type="spellStart"/>
-      <w:r>
-        <w:t>await</w:t>
-      </w:r>
-      <w:proofErr w:type="spellEnd"/>
-      <w:r>
-        <w:t xml:space="preserve">) que sea responsable de consumir la API usando </w:t>
-      </w:r>
-      <w:proofErr w:type="spellStart"/>
-      <w:proofErr w:type="gramStart"/>
-      <w:r>
-        <w:t>fetch</w:t>
-      </w:r>
-      <w:proofErr w:type="spellEnd"/>
-      <w:r>
-        <w:t>(</w:t>
-      </w:r>
-      <w:proofErr w:type="gramEnd"/>
-      <w:r>
-        <w:t>).</w:t>
+        <w:t>Crear una función asíncrona (usando async/await) que sea responsable de consumir la API usando fetch().</w:t>
       </w:r>
     </w:p>
     <w:p>
@@ -1783,20 +1285,7 @@
         <w:jc w:val="both"/>
       </w:pPr>
       <w:r>
-        <w:t xml:space="preserve">Esperar la respuesta y convertirla a formato JSON </w:t>
-      </w:r>
-      <w:proofErr w:type="gramStart"/>
-      <w:r>
-        <w:t>(.</w:t>
-      </w:r>
-      <w:proofErr w:type="spellStart"/>
-      <w:r>
-        <w:t>json</w:t>
-      </w:r>
-      <w:proofErr w:type="spellEnd"/>
-      <w:proofErr w:type="gramEnd"/>
-      <w:r>
-        <w:t>()).</w:t>
+        <w:t>Esperar la respuesta y convertirla a formato JSON (.json()).</w:t>
       </w:r>
     </w:p>
     <w:p>
@@ -1839,15 +1328,7 @@
         <w:t>Manejo de Carga:</w:t>
       </w:r>
       <w:r>
-        <w:t xml:space="preserve"> En el momento en que se inicia la solicitud </w:t>
-      </w:r>
-      <w:proofErr w:type="spellStart"/>
-      <w:r>
-        <w:t>fetch</w:t>
-      </w:r>
-      <w:proofErr w:type="spellEnd"/>
-      <w:r>
-        <w:t>, la aplicación debe mostrar un mensaje de "Cargando..." al usuario en el área de resultados del DOM.</w:t>
+        <w:t xml:space="preserve"> En el momento en que se inicia la solicitud fetch, la aplicación debe mostrar un mensaje de "Cargando..." al usuario en el área de resultados del DOM.</w:t>
       </w:r>
     </w:p>
     <w:p>
@@ -1866,36 +1347,7 @@
         <w:t>Manejo de Errores:</w:t>
       </w:r>
       <w:r>
-        <w:t xml:space="preserve"> La función </w:t>
-      </w:r>
-      <w:proofErr w:type="spellStart"/>
-      <w:r>
-        <w:t>fetch</w:t>
-      </w:r>
-      <w:proofErr w:type="spellEnd"/>
-      <w:r>
-        <w:t xml:space="preserve"> debe estar envuelta en un bloque try...catch (o </w:t>
-      </w:r>
-      <w:proofErr w:type="gramStart"/>
-      <w:r>
-        <w:t>usar .catch</w:t>
-      </w:r>
-      <w:proofErr w:type="gramEnd"/>
-      <w:r>
-        <w:t xml:space="preserve">() si se usan </w:t>
-      </w:r>
-      <w:proofErr w:type="gramStart"/>
-      <w:r>
-        <w:t>promesas .</w:t>
-      </w:r>
-      <w:proofErr w:type="spellStart"/>
-      <w:r>
-        <w:t>then</w:t>
-      </w:r>
-      <w:proofErr w:type="spellEnd"/>
-      <w:proofErr w:type="gramEnd"/>
-      <w:r>
-        <w:t>()).</w:t>
+        <w:t xml:space="preserve"> La función fetch debe estar envuelta en un bloque try...catch (o usar .catch() si se usan promesas .then()).</w:t>
       </w:r>
     </w:p>
     <w:p>
@@ -1975,36 +1427,7 @@
         <w:jc w:val="both"/>
       </w:pPr>
       <w:r>
-        <w:t xml:space="preserve">Utilizar las técnicas del Momento 2 </w:t>
-      </w:r>
-      <w:proofErr w:type="gramStart"/>
-      <w:r>
-        <w:t>(.</w:t>
-      </w:r>
-      <w:proofErr w:type="spellStart"/>
-      <w:r>
-        <w:t>innerHTML</w:t>
-      </w:r>
-      <w:proofErr w:type="spellEnd"/>
-      <w:proofErr w:type="gramEnd"/>
-      <w:r>
-        <w:t xml:space="preserve">, </w:t>
-      </w:r>
-      <w:proofErr w:type="spellStart"/>
-      <w:r>
-        <w:t>createElement</w:t>
-      </w:r>
-      <w:proofErr w:type="spellEnd"/>
-      <w:r>
-        <w:t xml:space="preserve">, </w:t>
-      </w:r>
-      <w:proofErr w:type="spellStart"/>
-      <w:r>
-        <w:t>appendChild</w:t>
-      </w:r>
-      <w:proofErr w:type="spellEnd"/>
-      <w:r>
-        <w:t xml:space="preserve">, etc.) para </w:t>
+        <w:t xml:space="preserve">Utilizar las técnicas del Momento 2 (.innerHTML, createElement, appendChild, etc.) para </w:t>
       </w:r>
       <w:r>
         <w:rPr>
@@ -2026,17 +1449,8 @@
         <w:jc w:val="both"/>
       </w:pPr>
       <w:r>
-        <w:t xml:space="preserve">Por ejemplo, si el proyecto es una lista de tareas, se debe hacer </w:t>
-      </w:r>
-      <w:proofErr w:type="spellStart"/>
-      <w:r>
-        <w:t>fetch</w:t>
-      </w:r>
-      <w:proofErr w:type="spellEnd"/>
-      <w:r>
-        <w:t xml:space="preserve"> al </w:t>
-      </w:r>
-      <w:proofErr w:type="spellStart"/>
+        <w:t xml:space="preserve">Por ejemplo, si el proyecto es una lista de tareas, se debe hacer fetch al </w:t>
+      </w:r>
       <w:r>
         <w:rPr>
           <w:i/>
@@ -2044,17 +1458,8 @@
         </w:rPr>
         <w:t>endpoint</w:t>
       </w:r>
-      <w:proofErr w:type="spellEnd"/>
-      <w:r>
-        <w:t xml:space="preserve"> de "todos" y crear un elemento &lt;</w:t>
-      </w:r>
-      <w:proofErr w:type="spellStart"/>
-      <w:r>
-        <w:t>li</w:t>
-      </w:r>
-      <w:proofErr w:type="spellEnd"/>
-      <w:r>
-        <w:t>&gt; por cada tarea recibida.</w:t>
+      <w:r>
+        <w:t xml:space="preserve"> de "todos" y crear un elemento &lt;li&gt; por cada tarea recibida.</w:t>
       </w:r>
     </w:p>
     <w:p>
@@ -2066,17 +1471,8 @@
         <w:jc w:val="both"/>
       </w:pPr>
       <w:r>
-        <w:t xml:space="preserve">Si es un </w:t>
-      </w:r>
-      <w:proofErr w:type="spellStart"/>
-      <w:r>
-        <w:t>login</w:t>
-      </w:r>
-      <w:proofErr w:type="spellEnd"/>
-      <w:r>
-        <w:t xml:space="preserve">, se puede simular la consulta a un </w:t>
-      </w:r>
-      <w:proofErr w:type="spellStart"/>
+        <w:t xml:space="preserve">Si es un login, se puede simular la consulta a un </w:t>
+      </w:r>
       <w:r>
         <w:rPr>
           <w:i/>
@@ -2084,17 +1480,8 @@
         </w:rPr>
         <w:t>endpoint</w:t>
       </w:r>
-      <w:proofErr w:type="spellEnd"/>
-      <w:r>
-        <w:t xml:space="preserve"> de "</w:t>
-      </w:r>
-      <w:proofErr w:type="spellStart"/>
-      <w:r>
-        <w:t>users</w:t>
-      </w:r>
-      <w:proofErr w:type="spellEnd"/>
-      <w:r>
-        <w:t>" para validar al usuario.</w:t>
+      <w:r>
+        <w:t xml:space="preserve"> de "users" para validar al usuario.</w:t>
       </w:r>
     </w:p>
     <w:p>
@@ -2204,15 +1591,7 @@
         </w:numPr>
       </w:pPr>
       <w:r>
-        <w:t xml:space="preserve">Diseño del </w:t>
-      </w:r>
-      <w:proofErr w:type="spellStart"/>
-      <w:r>
-        <w:t>frontend</w:t>
-      </w:r>
-      <w:proofErr w:type="spellEnd"/>
-      <w:r>
-        <w:t xml:space="preserve"> enfocado en la experiencia del usuario.</w:t>
+        <w:t>Diseño del frontend enfocado en la experiencia del usuario.</w:t>
       </w:r>
     </w:p>
     <w:p/>
